--- a/docs/cloud/dist/en/03-c4-model.docx
+++ b/docs/cloud/dist/en/03-c4-model.docx
@@ -16,14 +16,6 @@
       </w:pPr>
       <w:r>
         <w:t xml:space="preserve">C4 Architecture Model</w:t>
-      </w:r>
-    </w:p>
-    <w:p>
-      <w:pPr>
-        <w:pStyle w:val="Author"/>
-      </w:pPr>
-      <w:r>
-        <w:t xml:space="preserve">Nima Sarayan</w:t>
       </w:r>
     </w:p>
     <w:p>
@@ -272,7 +264,7 @@
         <w:rPr>
           <w:rStyle w:val="VerbatimChar"/>
         </w:rPr>
-        <w:t xml:space="preserve">docs/academic/diagrams/*.puml</w:t>
+        <w:t xml:space="preserve">docs/cloud/diagrams/*.puml</w:t>
       </w:r>
       <w:r>
         <w:t xml:space="preserve"> </w:t>
